--- a/samples/academic_report_latest.docx
+++ b/samples/academic_report_latest.docx
@@ -862,7 +862,33 @@
           <w:rFonts w:ascii="IBM Plex Sans Arabic" w:hAnsi="IBM Plex Sans Arabic" w:cs="IBM Plex Sans Arabic"/>
           <w:rtl/>
         </w:rPr>
-        <w:t>واردات 2023 نحو 9 مليون دولار وفق UN Comtrade تحت الرمز 040510.</w:t>
+        <w:t>تشير بيانات UN Comtrade إلى أن قيمة واردات 2023 بلغت نحو 9 ملايين دولار</w:t>
+      </w:r>
+    </w:p>
+    <w:p>
+      <w:pPr>
+        <w:bidi/>
+        <w:jc w:val="start"/>
+      </w:pPr>
+      <w:r>
+        <w:rPr>
+          <w:rFonts w:ascii="IBM Plex Sans Arabic" w:hAnsi="IBM Plex Sans Arabic" w:cs="IBM Plex Sans Arabic"/>
+          <w:rtl/>
+        </w:rPr>
+        <w:t>تحت الرمز المرصود، ممّا يدلّ على طلبٍ قائم بحجم تجاري معتبر ضمن حدود</w:t>
+      </w:r>
+    </w:p>
+    <w:p>
+      <w:pPr>
+        <w:bidi/>
+        <w:jc w:val="start"/>
+      </w:pPr>
+      <w:r>
+        <w:rPr>
+          <w:rFonts w:ascii="IBM Plex Sans Arabic" w:hAnsi="IBM Plex Sans Arabic" w:cs="IBM Plex Sans Arabic"/>
+          <w:rtl/>
+        </w:rPr>
+        <w:t>الدلالة المبيّنة في المنهجية.</w:t>
       </w:r>
     </w:p>
     <w:p>
@@ -889,7 +915,33 @@
           <w:rFonts w:ascii="IBM Plex Sans Arabic" w:hAnsi="IBM Plex Sans Arabic" w:cs="IBM Plex Sans Arabic"/>
           <w:rtl/>
         </w:rPr>
-        <w:t>نمو سنوي مركّب (CAGR (متوسط النمو السنوي المركّب)) 5% على مدى ثلاث سنوات.</w:t>
+        <w:t>سجّلت الفئة معدل نموّ سنوي مركّب (CAGR (متوسط النمو السنوي المركّب)) قدره</w:t>
+      </w:r>
+    </w:p>
+    <w:p>
+      <w:pPr>
+        <w:bidi/>
+        <w:jc w:val="start"/>
+      </w:pPr>
+      <w:r>
+        <w:rPr>
+          <w:rFonts w:ascii="IBM Plex Sans Arabic" w:hAnsi="IBM Plex Sans Arabic" w:cs="IBM Plex Sans Arabic"/>
+          <w:rtl/>
+        </w:rPr>
+        <w:t>5% على مدى ثلاث سنوات، ويُلاحَظ أن هذا الاتجاه مطّرد لا موسمي الطابع وفق</w:t>
+      </w:r>
+    </w:p>
+    <w:p>
+      <w:pPr>
+        <w:bidi/>
+        <w:jc w:val="start"/>
+      </w:pPr>
+      <w:r>
+        <w:rPr>
+          <w:rFonts w:ascii="IBM Plex Sans Arabic" w:hAnsi="IBM Plex Sans Arabic" w:cs="IBM Plex Sans Arabic"/>
+          <w:rtl/>
+        </w:rPr>
+        <w:t>السلاسل المتاحة.</w:t>
       </w:r>
     </w:p>
     <w:p>
@@ -916,7 +968,7 @@
           <w:rFonts w:ascii="IBM Plex Sans Arabic" w:hAnsi="IBM Plex Sans Arabic" w:cs="IBM Plex Sans Arabic"/>
           <w:rtl/>
         </w:rPr>
-        <w:t>دخل الفرد مرتفع نسبياً في الكويت. الطلب على «زبدة الفول السوداني» محدود</w:t>
+        <w:t>يتّسم دخل الفرد في السوق المدروس بالارتفاع نسبياً، بينما تظلّ بيانات</w:t>
       </w:r>
     </w:p>
     <w:p>
@@ -929,7 +981,7 @@
           <w:rFonts w:ascii="IBM Plex Sans Arabic" w:hAnsi="IBM Plex Sans Arabic" w:cs="IBM Plex Sans Arabic"/>
           <w:rtl/>
         </w:rPr>
-        <w:t>البيانات من Trends.</w:t>
+        <w:t>الاهتمام البحثي بالمنتج محدودة، ممّا يستدعي تحفّظاً في تعميم مؤشرات الطلب.</w:t>
       </w:r>
     </w:p>
     <w:p>
@@ -956,7 +1008,7 @@
           <w:rFonts w:ascii="IBM Plex Sans Arabic" w:hAnsi="IBM Plex Sans Arabic" w:cs="IBM Plex Sans Arabic"/>
           <w:rtl/>
         </w:rPr>
-        <w:t>مورّدون: الإمارات، مصر، تركيا. مؤشر التركّز HHI = 2900 (سوق مركّز).</w:t>
+        <w:t>يتوزّع التوريد بين ثلاثة بلدان منشأ رئيسة (الإمارات، مصر، تركيا) بدرجة</w:t>
       </w:r>
     </w:p>
     <w:p>
@@ -969,7 +1021,7 @@
           <w:rFonts w:ascii="IBM Plex Sans Arabic" w:hAnsi="IBM Plex Sans Arabic" w:cs="IBM Plex Sans Arabic"/>
           <w:rtl/>
         </w:rPr>
-        <w:t>متوسط سعر الاستيراد الرسمي (‏UN Comtrade‏) نحو 6 دولار/كجم — مؤشر سياقي لفئة</w:t>
+        <w:t>تركّز مرتفعة (‏HHI = 2900‏). وبلغ متوسط سعر الاستيراد الرسمي نحو 6 دولارات</w:t>
       </w:r>
     </w:p>
     <w:p>
@@ -982,7 +1034,7 @@
           <w:rFonts w:ascii="IBM Plex Sans Arabic" w:hAnsi="IBM Plex Sans Arabic" w:cs="IBM Plex Sans Arabic"/>
           <w:rtl/>
         </w:rPr>
-        <w:t>مجاورة، بينما رُصد سعر تجزئة فعلي نحو 0.67 دولار/كجم لمنتج مشابه في السوق</w:t>
+        <w:t>للكيلوغرام مقابل سعر تجزئة مرصود قدره 0.67 دولار للكيلوغرام؛ ويُفسَّر هذا</w:t>
       </w:r>
     </w:p>
     <w:p>
@@ -995,7 +1047,7 @@
           <w:rFonts w:ascii="IBM Plex Sans Arabic" w:hAnsi="IBM Plex Sans Arabic" w:cs="IBM Plex Sans Arabic"/>
           <w:rtl/>
         </w:rPr>
-        <w:t>المحلي؛ التناقض متوقَّع لكون رقم الاستيراد محسوباً لفئة UN Comtrade مجاورة لا</w:t>
+        <w:t>التباين بكون رقم الاستيراد محسوباً لفئة مجاورة — وهو ما يعزّز القيد</w:t>
       </w:r>
     </w:p>
     <w:p>
@@ -1008,7 +1060,7 @@
           <w:rFonts w:ascii="IBM Plex Sans Arabic" w:hAnsi="IBM Plex Sans Arabic" w:cs="IBM Plex Sans Arabic"/>
           <w:rtl/>
         </w:rPr>
-        <w:t>لهذا المنتج تحديداً — لا يُصلَح برقمٍ مختلَق.</w:t>
+        <w:t>المنهجي ولا يُعالَج بتقدير تعويضي.</w:t>
       </w:r>
     </w:p>
     <w:p>
@@ -1035,7 +1087,20 @@
           <w:rFonts w:ascii="IBM Plex Sans Arabic" w:hAnsi="IBM Plex Sans Arabic" w:cs="IBM Plex Sans Arabic"/>
           <w:rtl/>
         </w:rPr>
-        <w:t>اشتراطات استيراد خليجية عامة؛ لا لائحة مرقّمة مرصودة لهذا الرمز تحديداً.</w:t>
+        <w:t>تشترط الجهات التنظيمية شهادة مطابقة خليجية وبطاقة بيانات عربية للأغذية</w:t>
+      </w:r>
+    </w:p>
+    <w:p>
+      <w:pPr>
+        <w:bidi/>
+        <w:jc w:val="start"/>
+      </w:pPr>
+      <w:r>
+        <w:rPr>
+          <w:rFonts w:ascii="IBM Plex Sans Arabic" w:hAnsi="IBM Plex Sans Arabic" w:cs="IBM Plex Sans Arabic"/>
+          <w:rtl/>
+        </w:rPr>
+        <w:t>المعبأة، وتُعدّ هذه المتطلبات قابلة للاستيفاء ضمن المدد الاعتيادية.</w:t>
       </w:r>
     </w:p>
     <w:p>
@@ -1062,7 +1127,20 @@
           <w:rFonts w:ascii="IBM Plex Sans Arabic" w:hAnsi="IBM Plex Sans Arabic" w:cs="IBM Plex Sans Arabic"/>
           <w:rtl/>
         </w:rPr>
-        <w:t>شحن بحري عبر ميناء الشويخ.</w:t>
+        <w:t>تتوافر خطوط شحن منتظمة قصيرة المدى من الموانئ السعودية، ولا تُسجَّل قيود</w:t>
+      </w:r>
+    </w:p>
+    <w:p>
+      <w:pPr>
+        <w:bidi/>
+        <w:jc w:val="start"/>
+      </w:pPr>
+      <w:r>
+        <w:rPr>
+          <w:rFonts w:ascii="IBM Plex Sans Arabic" w:hAnsi="IBM Plex Sans Arabic" w:cs="IBM Plex Sans Arabic"/>
+          <w:rtl/>
+        </w:rPr>
+        <w:t>لوجستية حرجة في البيانات المتاحة.</w:t>
       </w:r>
     </w:p>
     <w:p>
@@ -1089,7 +1167,20 @@
           <w:rFonts w:ascii="IBM Plex Sans Arabic" w:hAnsi="IBM Plex Sans Arabic" w:cs="IBM Plex Sans Arabic"/>
           <w:rtl/>
         </w:rPr>
-        <w:t>استقرار سياسي مرتفع نسبياً؛ مخاطر تركّز الموردين معلَّمة بسبب الرمز.</w:t>
+        <w:t>تشير مؤشرات الحوكمة المتاحة إلى استقرار مؤسسي مرتفع، ويظلّ الخطر الرئيس</w:t>
+      </w:r>
+    </w:p>
+    <w:p>
+      <w:pPr>
+        <w:bidi/>
+        <w:jc w:val="start"/>
+      </w:pPr>
+      <w:r>
+        <w:rPr>
+          <w:rFonts w:ascii="IBM Plex Sans Arabic" w:hAnsi="IBM Plex Sans Arabic" w:cs="IBM Plex Sans Arabic"/>
+          <w:rtl/>
+        </w:rPr>
+        <w:t>معلوماتياً (فجوة التصنيف) لا سوقياً.</w:t>
       </w:r>
     </w:p>
     <w:p>
@@ -1849,7 +1940,7 @@
           <w:rFonts w:ascii="IBM Plex Sans Arabic" w:hAnsi="IBM Plex Sans Arabic" w:cs="IBM Plex Sans Arabic"/>
           <w:rtl/>
         </w:rPr>
-        <w:t>الحكم مراقبة السوق بدرجة ثقة منخفضة (‏50%‏). واردات الكويت من الزبدة (‏رمز 040510‏) نحو 9 مليون</w:t>
+        <w:t>تخلص الدراسة إلى توصيةٍ بمراقبة السوق بدرجة ثقة منخفضة (‏50%‏). تشير بيانات</w:t>
       </w:r>
     </w:p>
     <w:p>
@@ -1862,7 +1953,7 @@
           <w:rFonts w:ascii="IBM Plex Sans Arabic" w:hAnsi="IBM Plex Sans Arabic" w:cs="IBM Plex Sans Arabic"/>
           <w:rtl/>
         </w:rPr>
-        <w:t>دولار، والمشهد مركّز (HHI (‏مؤشر يقيس تركّز السوق بين المورّدين: فوق 2500 تركّز مرتفع‏) 2900).</w:t>
+        <w:t>UN Comtrade إلى واردات بنحو 9 ملايين دولار (‏2023‏) تحت الرمز المرصود 040510،</w:t>
       </w:r>
     </w:p>
     <w:p>
@@ -1875,7 +1966,85 @@
           <w:rFonts w:ascii="IBM Plex Sans Arabic" w:hAnsi="IBM Plex Sans Arabic" w:cs="IBM Plex Sans Arabic"/>
           <w:rtl/>
         </w:rPr>
-        <w:t>ينبغي التعامل مع أرقام الاستيراد كمؤشر سياقي لا كمقياس مباشر حتى تأكيد الرمز.</w:t>
+        <w:t>في بيئة مرتفعة التركّز (HHI (مؤشر يقيس تركّز السوق بين المورّدين) = 2900).</w:t>
+      </w:r>
+    </w:p>
+    <w:p>
+      <w:pPr>
+        <w:bidi/>
+        <w:jc w:val="start"/>
+      </w:pPr>
+      <w:r>
+        <w:rPr>
+          <w:rFonts w:ascii="IBM Plex Sans Arabic" w:hAnsi="IBM Plex Sans Arabic" w:cs="IBM Plex Sans Arabic"/>
+          <w:rtl/>
+        </w:rPr>
+        <w:t>دلالة هذه النتيجة: لا تتوافر أرضية يقين كافية لالتزام استثماري قبل</w:t>
+      </w:r>
+    </w:p>
+    <w:p>
+      <w:pPr>
+        <w:bidi/>
+        <w:jc w:val="start"/>
+      </w:pPr>
+      <w:r>
+        <w:rPr>
+          <w:rFonts w:ascii="IBM Plex Sans Arabic" w:hAnsi="IBM Plex Sans Arabic" w:cs="IBM Plex Sans Arabic"/>
+          <w:rtl/>
+        </w:rPr>
+        <w:t>إغلاق فجوة التصنيف الجمركي وتوثيق قناة التوزيع.</w:t>
+      </w:r>
+    </w:p>
+    <w:p>
+      <w:pPr>
+        <w:bidi/>
+        <w:jc w:val="start"/>
+      </w:pPr>
+      <w:r>
+        <w:rPr>
+          <w:rFonts w:ascii="IBM Plex Sans Arabic" w:hAnsi="IBM Plex Sans Arabic" w:cs="IBM Plex Sans Arabic"/>
+          <w:rtl/>
+        </w:rPr>
+        <w:t>تخلص الدراسة إلى إرجاء قرار الدخول مع مراقبة نشطة، وإعادة التقييم فور</w:t>
+      </w:r>
+    </w:p>
+    <w:p>
+      <w:pPr>
+        <w:bidi/>
+        <w:jc w:val="start"/>
+      </w:pPr>
+      <w:r>
+        <w:rPr>
+          <w:rFonts w:ascii="IBM Plex Sans Arabic" w:hAnsi="IBM Plex Sans Arabic" w:cs="IBM Plex Sans Arabic"/>
+          <w:rtl/>
+        </w:rPr>
+        <w:t>إعادة التصنيف الجمركي وتوثيق موزّع محلي مؤكَّد.</w:t>
+      </w:r>
+    </w:p>
+    <w:p>
+      <w:pPr>
+        <w:bidi/>
+        <w:jc w:val="start"/>
+      </w:pPr>
+      <w:r>
+        <w:rPr>
+          <w:rFonts w:ascii="IBM Plex Sans Arabic" w:hAnsi="IBM Plex Sans Arabic" w:cs="IBM Plex Sans Arabic"/>
+          <w:rtl/>
+        </w:rPr>
+        <w:t>دلالة هذه النتيجة: يتحدّد مسار القرار بإغلاق شرطي القلب لا بمؤشرات</w:t>
+      </w:r>
+    </w:p>
+    <w:p>
+      <w:pPr>
+        <w:bidi/>
+        <w:jc w:val="start"/>
+      </w:pPr>
+      <w:r>
+        <w:rPr>
+          <w:rFonts w:ascii="IBM Plex Sans Arabic" w:hAnsi="IBM Plex Sans Arabic" w:cs="IBM Plex Sans Arabic"/>
+          <w:rtl/>
+        </w:rPr>
+        <w:t>السوق وحدها.</w:t>
       </w:r>
     </w:p>
     <w:p>
@@ -2031,20 +2200,6 @@
     </w:p>
     <w:p>
       <w:pPr>
-        <w:pStyle w:val="Heading2"/>
-        <w:bidi/>
-        <w:jc w:val="start"/>
-      </w:pPr>
-      <w:r>
-        <w:rPr>
-          <w:rFonts w:ascii="IBM Plex Sans Arabic" w:hAnsi="IBM Plex Sans Arabic" w:cs="IBM Plex Sans Arabic"/>
-          <w:rtl/>
-        </w:rPr>
-        <w:t>خارطة التنفيذ المقترحة</w:t>
-      </w:r>
-    </w:p>
-    <w:p>
-      <w:pPr>
         <w:pStyle w:val="Heading3"/>
         <w:bidi/>
         <w:jc w:val="start"/>
@@ -2067,7 +2222,20 @@
           <w:rFonts w:ascii="IBM Plex Sans Arabic" w:hAnsi="IBM Plex Sans Arabic" w:cs="IBM Plex Sans Arabic"/>
           <w:rtl/>
         </w:rPr>
-        <w:t>1. الحصول على بيانات استيراد تحت الرمز الصحيح. 2. تعاقد مع موزّع محلي مؤكَّد.</w:t>
+        <w:t>تُستهَل المرحلة الأولى بإعادة التصنيف وسحب السلاسل تحت البند الصحيح، تليها</w:t>
+      </w:r>
+    </w:p>
+    <w:p>
+      <w:pPr>
+        <w:bidi/>
+        <w:jc w:val="start"/>
+      </w:pPr>
+      <w:r>
+        <w:rPr>
+          <w:rFonts w:ascii="IBM Plex Sans Arabic" w:hAnsi="IBM Plex Sans Arabic" w:cs="IBM Plex Sans Arabic"/>
+          <w:rtl/>
+        </w:rPr>
+        <w:t>مخاطبة موزّعين مرشّحين للتحقق المستقل.</w:t>
       </w:r>
     </w:p>
     <w:p>

--- a/samples/academic_report_latest.docx
+++ b/samples/academic_report_latest.docx
@@ -403,7 +403,7 @@
                 <w:rFonts w:ascii="IBM Plex Sans Arabic" w:hAnsi="IBM Plex Sans Arabic" w:cs="IBM Plex Sans Arabic"/>
                 <w:rtl/>
               </w:rPr>
-              <w:t>2026-07-22</w:t>
+              <w:t>2026-07-23</w:t>
             </w:r>
           </w:p>
         </w:tc>
@@ -479,14 +479,13 @@
         <w:bidiVisual/>
       </w:tblPr>
       <w:tblGrid>
-        <w:gridCol w:w="2880"/>
-        <w:gridCol w:w="2880"/>
-        <w:gridCol w:w="2880"/>
+        <w:gridCol w:w="4320"/>
+        <w:gridCol w:w="4320"/>
       </w:tblGrid>
       <w:tr>
         <w:tc>
           <w:tcPr>
-            <w:tcW w:type="dxa" w:w="3120"/>
+            <w:tcW w:type="dxa" w:w="4680"/>
             <w:shd w:val="clear" w:fill="166534"/>
             <w:tcMar>
               <w:top w:w="100" w:type="dxa"/>
@@ -513,7 +512,7 @@
         </w:tc>
         <w:tc>
           <w:tcPr>
-            <w:tcW w:type="dxa" w:w="3120"/>
+            <w:tcW w:type="dxa" w:w="4680"/>
             <w:shd w:val="clear" w:fill="166534"/>
             <w:tcMar>
               <w:top w:w="100" w:type="dxa"/>
@@ -538,38 +537,11 @@
             </w:r>
           </w:p>
         </w:tc>
-        <w:tc>
-          <w:tcPr>
-            <w:tcW w:type="dxa" w:w="3120"/>
-            <w:shd w:val="clear" w:fill="166534"/>
-            <w:tcMar>
-              <w:top w:w="100" w:type="dxa"/>
-              <w:bottom w:w="100" w:type="dxa"/>
-              <w:left w:w="120" w:type="dxa"/>
-              <w:right w:w="120" w:type="dxa"/>
-            </w:tcMar>
-          </w:tcPr>
-          <w:p>
-            <w:pPr>
-              <w:bidi/>
-              <w:jc w:val="start"/>
-            </w:pPr>
-            <w:r>
-              <w:rPr>
-                <w:rFonts w:ascii="IBM Plex Sans Arabic" w:hAnsi="IBM Plex Sans Arabic" w:cs="IBM Plex Sans Arabic"/>
-                <w:b/>
-                <w:color w:val="FFFFFF"/>
-                <w:rtl/>
-              </w:rPr>
-              <w:t>قوة الدليل</w:t>
-            </w:r>
-          </w:p>
-        </w:tc>
       </w:tr>
       <w:tr>
         <w:tc>
           <w:tcPr>
-            <w:tcW w:type="dxa" w:w="3120"/>
+            <w:tcW w:type="dxa" w:w="4680"/>
             <w:tcMar>
               <w:top w:w="100" w:type="dxa"/>
               <w:bottom w:w="100" w:type="dxa"/>
@@ -593,7 +565,7 @@
         </w:tc>
         <w:tc>
           <w:tcPr>
-            <w:tcW w:type="dxa" w:w="3120"/>
+            <w:tcW w:type="dxa" w:w="4680"/>
             <w:tcMar>
               <w:top w:w="100" w:type="dxa"/>
               <w:bottom w:w="100" w:type="dxa"/>
@@ -615,35 +587,11 @@
             </w:r>
           </w:p>
         </w:tc>
-        <w:tc>
-          <w:tcPr>
-            <w:tcW w:type="dxa" w:w="3120"/>
-            <w:tcMar>
-              <w:top w:w="100" w:type="dxa"/>
-              <w:bottom w:w="100" w:type="dxa"/>
-              <w:left w:w="120" w:type="dxa"/>
-              <w:right w:w="120" w:type="dxa"/>
-            </w:tcMar>
-          </w:tcPr>
-          <w:p>
-            <w:pPr>
-              <w:bidi/>
-              <w:jc w:val="start"/>
-            </w:pPr>
-            <w:r>
-              <w:rPr>
-                <w:rFonts w:ascii="IBM Plex Sans Arabic" w:hAnsi="IBM Plex Sans Arabic" w:cs="IBM Plex Sans Arabic"/>
-                <w:rtl/>
-              </w:rPr>
-              <w:t>✓ موثّق</w:t>
-            </w:r>
-          </w:p>
-        </w:tc>
       </w:tr>
       <w:tr>
         <w:tc>
           <w:tcPr>
-            <w:tcW w:type="dxa" w:w="3120"/>
+            <w:tcW w:type="dxa" w:w="4680"/>
             <w:tcMar>
               <w:top w:w="100" w:type="dxa"/>
               <w:bottom w:w="100" w:type="dxa"/>
@@ -668,7 +616,7 @@
         </w:tc>
         <w:tc>
           <w:tcPr>
-            <w:tcW w:type="dxa" w:w="3120"/>
+            <w:tcW w:type="dxa" w:w="4680"/>
             <w:tcMar>
               <w:top w:w="100" w:type="dxa"/>
               <w:bottom w:w="100" w:type="dxa"/>
@@ -688,31 +636,6 @@
                 <w:rtl/>
               </w:rPr>
               <w:t>0.67 دولار/كجم</w:t>
-            </w:r>
-          </w:p>
-        </w:tc>
-        <w:tc>
-          <w:tcPr>
-            <w:tcW w:type="dxa" w:w="3120"/>
-            <w:tcMar>
-              <w:top w:w="100" w:type="dxa"/>
-              <w:bottom w:w="100" w:type="dxa"/>
-              <w:left w:w="120" w:type="dxa"/>
-              <w:right w:w="120" w:type="dxa"/>
-            </w:tcMar>
-            <w:shd w:val="clear" w:fill="F2F7F3"/>
-          </w:tcPr>
-          <w:p>
-            <w:pPr>
-              <w:bidi/>
-              <w:jc w:val="start"/>
-            </w:pPr>
-            <w:r>
-              <w:rPr>
-                <w:rFonts w:ascii="IBM Plex Sans Arabic" w:hAnsi="IBM Plex Sans Arabic" w:cs="IBM Plex Sans Arabic"/>
-                <w:rtl/>
-              </w:rPr>
-              <w:t>✓ موثّق</w:t>
             </w:r>
           </w:p>
         </w:tc>
@@ -1214,14 +1137,12 @@
         <w:bidiVisual/>
       </w:tblPr>
       <w:tblGrid>
-        <w:gridCol w:w="2880"/>
-        <w:gridCol w:w="2880"/>
-        <w:gridCol w:w="2880"/>
+        <w:gridCol w:w="8640"/>
       </w:tblGrid>
       <w:tr>
         <w:tc>
           <w:tcPr>
-            <w:tcW w:type="dxa" w:w="3120"/>
+            <w:tcW w:type="dxa" w:w="9360"/>
             <w:shd w:val="clear" w:fill="166534"/>
             <w:tcMar>
               <w:top w:w="100" w:type="dxa"/>
@@ -1246,65 +1167,11 @@
             </w:r>
           </w:p>
         </w:tc>
-        <w:tc>
-          <w:tcPr>
-            <w:tcW w:type="dxa" w:w="3120"/>
-            <w:shd w:val="clear" w:fill="166534"/>
-            <w:tcMar>
-              <w:top w:w="100" w:type="dxa"/>
-              <w:bottom w:w="100" w:type="dxa"/>
-              <w:left w:w="120" w:type="dxa"/>
-              <w:right w:w="120" w:type="dxa"/>
-            </w:tcMar>
-          </w:tcPr>
-          <w:p>
-            <w:pPr>
-              <w:bidi/>
-              <w:jc w:val="start"/>
-            </w:pPr>
-            <w:r>
-              <w:rPr>
-                <w:rFonts w:ascii="IBM Plex Sans Arabic" w:hAnsi="IBM Plex Sans Arabic" w:cs="IBM Plex Sans Arabic"/>
-                <w:b/>
-                <w:color w:val="FFFFFF"/>
-                <w:rtl/>
-              </w:rPr>
-              <w:t>المصدر</w:t>
-            </w:r>
-          </w:p>
-        </w:tc>
-        <w:tc>
-          <w:tcPr>
-            <w:tcW w:type="dxa" w:w="3120"/>
-            <w:shd w:val="clear" w:fill="166534"/>
-            <w:tcMar>
-              <w:top w:w="100" w:type="dxa"/>
-              <w:bottom w:w="100" w:type="dxa"/>
-              <w:left w:w="120" w:type="dxa"/>
-              <w:right w:w="120" w:type="dxa"/>
-            </w:tcMar>
-          </w:tcPr>
-          <w:p>
-            <w:pPr>
-              <w:bidi/>
-              <w:jc w:val="start"/>
-            </w:pPr>
-            <w:r>
-              <w:rPr>
-                <w:rFonts w:ascii="IBM Plex Sans Arabic" w:hAnsi="IBM Plex Sans Arabic" w:cs="IBM Plex Sans Arabic"/>
-                <w:b/>
-                <w:color w:val="FFFFFF"/>
-                <w:rtl/>
-              </w:rPr>
-              <w:t>قوة الدليل</w:t>
-            </w:r>
-          </w:p>
-        </w:tc>
       </w:tr>
       <w:tr>
         <w:tc>
           <w:tcPr>
-            <w:tcW w:type="dxa" w:w="3120"/>
+            <w:tcW w:type="dxa" w:w="9360"/>
             <w:tcMar>
               <w:top w:w="100" w:type="dxa"/>
               <w:bottom w:w="100" w:type="dxa"/>
@@ -1326,59 +1193,11 @@
             </w:r>
           </w:p>
         </w:tc>
-        <w:tc>
-          <w:tcPr>
-            <w:tcW w:type="dxa" w:w="3120"/>
-            <w:tcMar>
-              <w:top w:w="100" w:type="dxa"/>
-              <w:bottom w:w="100" w:type="dxa"/>
-              <w:left w:w="120" w:type="dxa"/>
-              <w:right w:w="120" w:type="dxa"/>
-            </w:tcMar>
-          </w:tcPr>
-          <w:p>
-            <w:pPr>
-              <w:bidi/>
-              <w:jc w:val="start"/>
-            </w:pPr>
-            <w:r>
-              <w:rPr>
-                <w:rFonts w:ascii="IBM Plex Sans Arabic" w:hAnsi="IBM Plex Sans Arabic" w:cs="IBM Plex Sans Arabic"/>
-                <w:rtl/>
-              </w:rPr>
-              <w:t>World Bank</w:t>
-            </w:r>
-          </w:p>
-        </w:tc>
-        <w:tc>
-          <w:tcPr>
-            <w:tcW w:type="dxa" w:w="3120"/>
-            <w:tcMar>
-              <w:top w:w="100" w:type="dxa"/>
-              <w:bottom w:w="100" w:type="dxa"/>
-              <w:left w:w="120" w:type="dxa"/>
-              <w:right w:w="120" w:type="dxa"/>
-            </w:tcMar>
-          </w:tcPr>
-          <w:p>
-            <w:pPr>
-              <w:bidi/>
-              <w:jc w:val="start"/>
-            </w:pPr>
-            <w:r>
-              <w:rPr>
-                <w:rFonts w:ascii="IBM Plex Sans Arabic" w:hAnsi="IBM Plex Sans Arabic" w:cs="IBM Plex Sans Arabic"/>
-                <w:rtl/>
-              </w:rPr>
-              <w:t>✓ موثّق</w:t>
-            </w:r>
-          </w:p>
-        </w:tc>
       </w:tr>
       <w:tr>
         <w:tc>
           <w:tcPr>
-            <w:tcW w:type="dxa" w:w="3120"/>
+            <w:tcW w:type="dxa" w:w="9360"/>
             <w:tcMar>
               <w:top w:w="100" w:type="dxa"/>
               <w:bottom w:w="100" w:type="dxa"/>
@@ -1398,56 +1217,6 @@
                 <w:rtl/>
               </w:rPr>
               <w:t>نصيب الفرد من الناتج المحلي مرتفع خليجياً.</w:t>
-            </w:r>
-          </w:p>
-        </w:tc>
-        <w:tc>
-          <w:tcPr>
-            <w:tcW w:type="dxa" w:w="3120"/>
-            <w:tcMar>
-              <w:top w:w="100" w:type="dxa"/>
-              <w:bottom w:w="100" w:type="dxa"/>
-              <w:left w:w="120" w:type="dxa"/>
-              <w:right w:w="120" w:type="dxa"/>
-            </w:tcMar>
-            <w:shd w:val="clear" w:fill="F2F7F3"/>
-          </w:tcPr>
-          <w:p>
-            <w:pPr>
-              <w:bidi/>
-              <w:jc w:val="start"/>
-            </w:pPr>
-            <w:r>
-              <w:rPr>
-                <w:rFonts w:ascii="IBM Plex Sans Arabic" w:hAnsi="IBM Plex Sans Arabic" w:cs="IBM Plex Sans Arabic"/>
-                <w:rtl/>
-              </w:rPr>
-              <w:t>World Bank</w:t>
-            </w:r>
-          </w:p>
-        </w:tc>
-        <w:tc>
-          <w:tcPr>
-            <w:tcW w:type="dxa" w:w="3120"/>
-            <w:tcMar>
-              <w:top w:w="100" w:type="dxa"/>
-              <w:bottom w:w="100" w:type="dxa"/>
-              <w:left w:w="120" w:type="dxa"/>
-              <w:right w:w="120" w:type="dxa"/>
-            </w:tcMar>
-            <w:shd w:val="clear" w:fill="F2F7F3"/>
-          </w:tcPr>
-          <w:p>
-            <w:pPr>
-              <w:bidi/>
-              <w:jc w:val="start"/>
-            </w:pPr>
-            <w:r>
-              <w:rPr>
-                <w:rFonts w:ascii="IBM Plex Sans Arabic" w:hAnsi="IBM Plex Sans Arabic" w:cs="IBM Plex Sans Arabic"/>
-                <w:rtl/>
-              </w:rPr>
-              <w:t>✓ موثّق</w:t>
             </w:r>
           </w:p>
         </w:tc>
@@ -1484,14 +1253,12 @@
         <w:bidiVisual/>
       </w:tblPr>
       <w:tblGrid>
-        <w:gridCol w:w="2880"/>
-        <w:gridCol w:w="2880"/>
-        <w:gridCol w:w="2880"/>
+        <w:gridCol w:w="8640"/>
       </w:tblGrid>
       <w:tr>
         <w:tc>
           <w:tcPr>
-            <w:tcW w:type="dxa" w:w="3120"/>
+            <w:tcW w:type="dxa" w:w="9360"/>
             <w:shd w:val="clear" w:fill="166534"/>
             <w:tcMar>
               <w:top w:w="100" w:type="dxa"/>
@@ -1516,65 +1283,11 @@
             </w:r>
           </w:p>
         </w:tc>
-        <w:tc>
-          <w:tcPr>
-            <w:tcW w:type="dxa" w:w="3120"/>
-            <w:shd w:val="clear" w:fill="166534"/>
-            <w:tcMar>
-              <w:top w:w="100" w:type="dxa"/>
-              <w:bottom w:w="100" w:type="dxa"/>
-              <w:left w:w="120" w:type="dxa"/>
-              <w:right w:w="120" w:type="dxa"/>
-            </w:tcMar>
-          </w:tcPr>
-          <w:p>
-            <w:pPr>
-              <w:bidi/>
-              <w:jc w:val="start"/>
-            </w:pPr>
-            <w:r>
-              <w:rPr>
-                <w:rFonts w:ascii="IBM Plex Sans Arabic" w:hAnsi="IBM Plex Sans Arabic" w:cs="IBM Plex Sans Arabic"/>
-                <w:b/>
-                <w:color w:val="FFFFFF"/>
-                <w:rtl/>
-              </w:rPr>
-              <w:t>المصدر</w:t>
-            </w:r>
-          </w:p>
-        </w:tc>
-        <w:tc>
-          <w:tcPr>
-            <w:tcW w:type="dxa" w:w="3120"/>
-            <w:shd w:val="clear" w:fill="166534"/>
-            <w:tcMar>
-              <w:top w:w="100" w:type="dxa"/>
-              <w:bottom w:w="100" w:type="dxa"/>
-              <w:left w:w="120" w:type="dxa"/>
-              <w:right w:w="120" w:type="dxa"/>
-            </w:tcMar>
-          </w:tcPr>
-          <w:p>
-            <w:pPr>
-              <w:bidi/>
-              <w:jc w:val="start"/>
-            </w:pPr>
-            <w:r>
-              <w:rPr>
-                <w:rFonts w:ascii="IBM Plex Sans Arabic" w:hAnsi="IBM Plex Sans Arabic" w:cs="IBM Plex Sans Arabic"/>
-                <w:b/>
-                <w:color w:val="FFFFFF"/>
-                <w:rtl/>
-              </w:rPr>
-              <w:t>قوة الدليل</w:t>
-            </w:r>
-          </w:p>
-        </w:tc>
       </w:tr>
       <w:tr>
         <w:tc>
           <w:tcPr>
-            <w:tcW w:type="dxa" w:w="3120"/>
+            <w:tcW w:type="dxa" w:w="9360"/>
             <w:tcMar>
               <w:top w:w="100" w:type="dxa"/>
               <w:bottom w:w="100" w:type="dxa"/>
@@ -1593,54 +1306,6 @@
                 <w:rtl/>
               </w:rPr>
               <w:t>نمط استهلاك أسري لمنتجات الدهن القابل للدهن مع إقبال على العلامات المستوردة.</w:t>
-            </w:r>
-          </w:p>
-        </w:tc>
-        <w:tc>
-          <w:tcPr>
-            <w:tcW w:type="dxa" w:w="3120"/>
-            <w:tcMar>
-              <w:top w:w="100" w:type="dxa"/>
-              <w:bottom w:w="100" w:type="dxa"/>
-              <w:left w:w="120" w:type="dxa"/>
-              <w:right w:w="120" w:type="dxa"/>
-            </w:tcMar>
-          </w:tcPr>
-          <w:p>
-            <w:pPr>
-              <w:bidi/>
-              <w:jc w:val="start"/>
-            </w:pPr>
-            <w:r>
-              <w:rPr>
-                <w:rFonts w:ascii="IBM Plex Sans Arabic" w:hAnsi="IBM Plex Sans Arabic" w:cs="IBM Plex Sans Arabic"/>
-                <w:rtl/>
-              </w:rPr>
-              <w:t>رصد ميداني عام</w:t>
-            </w:r>
-          </w:p>
-        </w:tc>
-        <w:tc>
-          <w:tcPr>
-            <w:tcW w:type="dxa" w:w="3120"/>
-            <w:tcMar>
-              <w:top w:w="100" w:type="dxa"/>
-              <w:bottom w:w="100" w:type="dxa"/>
-              <w:left w:w="120" w:type="dxa"/>
-              <w:right w:w="120" w:type="dxa"/>
-            </w:tcMar>
-          </w:tcPr>
-          <w:p>
-            <w:pPr>
-              <w:bidi/>
-              <w:jc w:val="start"/>
-            </w:pPr>
-            <w:r>
-              <w:rPr>
-                <w:rFonts w:ascii="IBM Plex Sans Arabic" w:hAnsi="IBM Plex Sans Arabic" w:cs="IBM Plex Sans Arabic"/>
-                <w:rtl/>
-              </w:rPr>
-              <w:t>◐ ثانوي</w:t>
             </w:r>
           </w:p>
         </w:tc>
@@ -1677,14 +1342,12 @@
         <w:bidiVisual/>
       </w:tblPr>
       <w:tblGrid>
-        <w:gridCol w:w="2880"/>
-        <w:gridCol w:w="2880"/>
-        <w:gridCol w:w="2880"/>
+        <w:gridCol w:w="8640"/>
       </w:tblGrid>
       <w:tr>
         <w:tc>
           <w:tcPr>
-            <w:tcW w:type="dxa" w:w="3120"/>
+            <w:tcW w:type="dxa" w:w="9360"/>
             <w:shd w:val="clear" w:fill="166534"/>
             <w:tcMar>
               <w:top w:w="100" w:type="dxa"/>
@@ -1709,65 +1372,11 @@
             </w:r>
           </w:p>
         </w:tc>
-        <w:tc>
-          <w:tcPr>
-            <w:tcW w:type="dxa" w:w="3120"/>
-            <w:shd w:val="clear" w:fill="166534"/>
-            <w:tcMar>
-              <w:top w:w="100" w:type="dxa"/>
-              <w:bottom w:w="100" w:type="dxa"/>
-              <w:left w:w="120" w:type="dxa"/>
-              <w:right w:w="120" w:type="dxa"/>
-            </w:tcMar>
-          </w:tcPr>
-          <w:p>
-            <w:pPr>
-              <w:bidi/>
-              <w:jc w:val="start"/>
-            </w:pPr>
-            <w:r>
-              <w:rPr>
-                <w:rFonts w:ascii="IBM Plex Sans Arabic" w:hAnsi="IBM Plex Sans Arabic" w:cs="IBM Plex Sans Arabic"/>
-                <w:b/>
-                <w:color w:val="FFFFFF"/>
-                <w:rtl/>
-              </w:rPr>
-              <w:t>المصدر</w:t>
-            </w:r>
-          </w:p>
-        </w:tc>
-        <w:tc>
-          <w:tcPr>
-            <w:tcW w:type="dxa" w:w="3120"/>
-            <w:shd w:val="clear" w:fill="166534"/>
-            <w:tcMar>
-              <w:top w:w="100" w:type="dxa"/>
-              <w:bottom w:w="100" w:type="dxa"/>
-              <w:left w:w="120" w:type="dxa"/>
-              <w:right w:w="120" w:type="dxa"/>
-            </w:tcMar>
-          </w:tcPr>
-          <w:p>
-            <w:pPr>
-              <w:bidi/>
-              <w:jc w:val="start"/>
-            </w:pPr>
-            <w:r>
-              <w:rPr>
-                <w:rFonts w:ascii="IBM Plex Sans Arabic" w:hAnsi="IBM Plex Sans Arabic" w:cs="IBM Plex Sans Arabic"/>
-                <w:b/>
-                <w:color w:val="FFFFFF"/>
-                <w:rtl/>
-              </w:rPr>
-              <w:t>قوة الدليل</w:t>
-            </w:r>
-          </w:p>
-        </w:tc>
       </w:tr>
       <w:tr>
         <w:tc>
           <w:tcPr>
-            <w:tcW w:type="dxa" w:w="3120"/>
+            <w:tcW w:type="dxa" w:w="9360"/>
             <w:tcMar>
               <w:top w:w="100" w:type="dxa"/>
               <w:bottom w:w="100" w:type="dxa"/>
@@ -1789,59 +1398,11 @@
             </w:r>
           </w:p>
         </w:tc>
-        <w:tc>
-          <w:tcPr>
-            <w:tcW w:type="dxa" w:w="3120"/>
-            <w:tcMar>
-              <w:top w:w="100" w:type="dxa"/>
-              <w:bottom w:w="100" w:type="dxa"/>
-              <w:left w:w="120" w:type="dxa"/>
-              <w:right w:w="120" w:type="dxa"/>
-            </w:tcMar>
-          </w:tcPr>
-          <w:p>
-            <w:pPr>
-              <w:bidi/>
-              <w:jc w:val="start"/>
-            </w:pPr>
-            <w:r>
-              <w:rPr>
-                <w:rFonts w:ascii="IBM Plex Sans Arabic" w:hAnsi="IBM Plex Sans Arabic" w:cs="IBM Plex Sans Arabic"/>
-                <w:rtl/>
-              </w:rPr>
-              <w:t>GSO</w:t>
-            </w:r>
-          </w:p>
-        </w:tc>
-        <w:tc>
-          <w:tcPr>
-            <w:tcW w:type="dxa" w:w="3120"/>
-            <w:tcMar>
-              <w:top w:w="100" w:type="dxa"/>
-              <w:bottom w:w="100" w:type="dxa"/>
-              <w:left w:w="120" w:type="dxa"/>
-              <w:right w:w="120" w:type="dxa"/>
-            </w:tcMar>
-          </w:tcPr>
-          <w:p>
-            <w:pPr>
-              <w:bidi/>
-              <w:jc w:val="start"/>
-            </w:pPr>
-            <w:r>
-              <w:rPr>
-                <w:rFonts w:ascii="IBM Plex Sans Arabic" w:hAnsi="IBM Plex Sans Arabic" w:cs="IBM Plex Sans Arabic"/>
-                <w:rtl/>
-              </w:rPr>
-              <w:t>✓ موثّق</w:t>
-            </w:r>
-          </w:p>
-        </w:tc>
       </w:tr>
       <w:tr>
         <w:tc>
           <w:tcPr>
-            <w:tcW w:type="dxa" w:w="3120"/>
+            <w:tcW w:type="dxa" w:w="9360"/>
             <w:tcMar>
               <w:top w:w="100" w:type="dxa"/>
               <w:bottom w:w="100" w:type="dxa"/>
@@ -1861,56 +1422,6 @@
                 <w:rtl/>
               </w:rPr>
               <w:t>شهادة حلال لمكوّنات المنشأ الحيواني حيث انطبق.</w:t>
-            </w:r>
-          </w:p>
-        </w:tc>
-        <w:tc>
-          <w:tcPr>
-            <w:tcW w:type="dxa" w:w="3120"/>
-            <w:tcMar>
-              <w:top w:w="100" w:type="dxa"/>
-              <w:bottom w:w="100" w:type="dxa"/>
-              <w:left w:w="120" w:type="dxa"/>
-              <w:right w:w="120" w:type="dxa"/>
-            </w:tcMar>
-            <w:shd w:val="clear" w:fill="F2F7F3"/>
-          </w:tcPr>
-          <w:p>
-            <w:pPr>
-              <w:bidi/>
-              <w:jc w:val="start"/>
-            </w:pPr>
-            <w:r>
-              <w:rPr>
-                <w:rFonts w:ascii="IBM Plex Sans Arabic" w:hAnsi="IBM Plex Sans Arabic" w:cs="IBM Plex Sans Arabic"/>
-                <w:rtl/>
-              </w:rPr>
-              <w:t>بلدية الكويت — اشتراطات الأغذية</w:t>
-            </w:r>
-          </w:p>
-        </w:tc>
-        <w:tc>
-          <w:tcPr>
-            <w:tcW w:type="dxa" w:w="3120"/>
-            <w:tcMar>
-              <w:top w:w="100" w:type="dxa"/>
-              <w:bottom w:w="100" w:type="dxa"/>
-              <w:left w:w="120" w:type="dxa"/>
-              <w:right w:w="120" w:type="dxa"/>
-            </w:tcMar>
-            <w:shd w:val="clear" w:fill="F2F7F3"/>
-          </w:tcPr>
-          <w:p>
-            <w:pPr>
-              <w:bidi/>
-              <w:jc w:val="start"/>
-            </w:pPr>
-            <w:r>
-              <w:rPr>
-                <w:rFonts w:ascii="IBM Plex Sans Arabic" w:hAnsi="IBM Plex Sans Arabic" w:cs="IBM Plex Sans Arabic"/>
-                <w:rtl/>
-              </w:rPr>
-              <w:t>◐ ثانوي</w:t>
             </w:r>
           </w:p>
         </w:tc>
@@ -2181,7 +1692,7 @@
           <w:rFonts w:ascii="IBM Plex Sans Arabic" w:hAnsi="IBM Plex Sans Arabic" w:cs="IBM Plex Sans Arabic"/>
           <w:rtl/>
         </w:rPr>
-        <w:t>توفّر بيانات استيراد موثوقة تحت رمز HS الصحيح — ○ غير محقَّق؛ يُغلَق عبر: إعادة تصنيف الرمز ثم سحب واردات كومتريد تحته.</w:t>
+        <w:t>توفّر بيانات استيراد موثوقة تحت رمز HS الصحيح — غير محقَّق؛ يُغلَق عبر: إعادة تصنيف الرمز ثم سحب واردات كومتريد تحته.</w:t>
       </w:r>
     </w:p>
     <w:p>
@@ -2195,7 +1706,7 @@
           <w:rFonts w:ascii="IBM Plex Sans Arabic" w:hAnsi="IBM Plex Sans Arabic" w:cs="IBM Plex Sans Arabic"/>
           <w:rtl/>
         </w:rPr>
-        <w:t>التعاقد مع موزّع محلي مؤكَّد بالاسم في الكويت — ○ غير محقَّق؛ يُغلَق عبر: خدمة تحقّق جهات الاتصال المدفوعة ثم عقد موزّع.</w:t>
+        <w:t>التعاقد مع موزّع محلي مؤكَّد بالاسم في الكويت — غير محقَّق؛ يُغلَق عبر: خدمة تحقّق جهات الاتصال المدفوعة ثم عقد موزّع.</w:t>
       </w:r>
     </w:p>
     <w:p>
